--- a/Joke_Agent_Architecture.docx
+++ b/Joke_Agent_Architecture.docx
@@ -1304,6 +1304,90 @@
           </w:p>
         </w:tc>
       </w:tr>
+      <w:tr>
+        <w:trPr>
+          <w:tblHeader w:val="false"/>
+        </w:trPr>
+        <w:tc>
+          <w:tcPr>
+            <w:shd w:fill="F2F2F2" w:val="clear"/>
+            <w:tcMar>
+              <w:top w:type="dxa" w:w="60"/>
+              <w:left w:type="dxa" w:w="100"/>
+              <w:bottom w:type="dxa" w:w="60"/>
+              <w:right w:type="dxa" w:w="100"/>
+            </w:tcMar>
+          </w:tcPr>
+          <w:p>
+            <w:pPr>
+              <w:spacing w:after="0"/>
+            </w:pPr>
+            <w:r>
+              <w:rPr>
+                <w:rFonts w:ascii="Calibri" w:cs="Calibri" w:eastAsia="Calibri" w:hAnsi="Calibri"/>
+                <w:b/>
+                <w:bCs/>
+                <w:color w:val="000000"/>
+                <w:sz w:val="20"/>
+                <w:szCs w:val="20"/>
+              </w:rPr>
+              <w:t xml:space="preserve">Baby Kingdom (Discuz)</w:t>
+            </w:r>
+          </w:p>
+        </w:tc>
+        <w:tc>
+          <w:tcPr>
+            <w:tcMar>
+              <w:top w:type="dxa" w:w="60"/>
+              <w:left w:type="dxa" w:w="100"/>
+              <w:bottom w:type="dxa" w:w="60"/>
+              <w:right w:type="dxa" w:w="100"/>
+            </w:tcMar>
+          </w:tcPr>
+          <w:p>
+            <w:pPr>
+              <w:spacing w:after="0"/>
+            </w:pPr>
+            <w:r>
+              <w:rPr>
+                <w:rFonts w:ascii="Calibri" w:cs="Calibri" w:eastAsia="Calibri" w:hAnsi="Calibri"/>
+                <w:b w:val="false"/>
+                <w:bCs w:val="false"/>
+                <w:color w:val="000000"/>
+                <w:sz w:val="20"/>
+                <w:szCs w:val="20"/>
+              </w:rPr>
+              <w:t xml:space="preserve">https://www.baby-kingdom.com/forum.php?mod=viewthread&amp;tid=662629&amp;page=1</w:t>
+            </w:r>
+          </w:p>
+        </w:tc>
+        <w:tc>
+          <w:tcPr>
+            <w:tcMar>
+              <w:top w:type="dxa" w:w="60"/>
+              <w:left w:type="dxa" w:w="100"/>
+              <w:bottom w:type="dxa" w:w="60"/>
+              <w:right w:type="dxa" w:w="100"/>
+            </w:tcMar>
+          </w:tcPr>
+          <w:p>
+            <w:pPr>
+              <w:spacing w:after="0"/>
+            </w:pPr>
+            <w:r>
+              <w:rPr>
+                <w:rFonts w:ascii="Calibri" w:cs="Calibri" w:eastAsia="Calibri" w:hAnsi="Calibri"/>
+                <w:b w:val="false"/>
+                <w:bCs w:val="false"/>
+                <w:color w:val="000000"/>
+                <w:sz w:val="20"/>
+                <w:szCs w:val="20"/>
+              </w:rPr>
+              <w:t xml:space="preserve">1</w:t>
+            </w:r>
+          </w:p>
+        </w:tc>
+      </w:tr>
     </w:tbl>
     <w:p>
       <w:pPr>
@@ -1376,6 +1460,24 @@
           <w:szCs w:val="22"/>
         </w:rPr>
         <w:t xml:space="preserve">Inputs like https://forum.hkgolden.com/thread/{id}/page/{N} are accepted and rewritten internally to the md.hkgolden.com form.</w:t>
+      </w:r>
+    </w:p>
+    <w:p>
+      <w:pPr>
+        <w:pStyle w:val="ListParagraph"/>
+        <w:numPr>
+          <w:ilvl w:val="0"/>
+          <w:numId w:val="1"/>
+        </w:numPr>
+        <w:spacing w:after="60"/>
+      </w:pPr>
+      <w:r>
+        <w:rPr>
+          <w:rFonts w:ascii="Calibri" w:cs="Calibri" w:eastAsia="Calibri" w:hAnsi="Calibri"/>
+          <w:sz w:val="22"/>
+          <w:szCs w:val="22"/>
+        </w:rPr>
+        <w:t xml:space="preserve">Baby Kingdom: source_ref stored as forum.php?mod=viewthread&amp;tid={id}&amp;page={N}; rewrite form thread-{id}-{page}-1.html accepted on input.</w:t>
       </w:r>
     </w:p>
     <w:p>

--- a/Joke_Agent_Architecture.docx
+++ b/Joke_Agent_Architecture.docx
@@ -295,33 +295,91 @@
                 <w:sz w:val="20"/>
                 <w:szCs w:val="20"/>
               </w:rPr>
-              <w:t xml:space="preserve">LLM</w:t>
-            </w:r>
-          </w:p>
-        </w:tc>
-        <w:tc>
-          <w:tcPr>
-            <w:tcMar>
-              <w:top w:type="dxa" w:w="60"/>
-              <w:left w:type="dxa" w:w="100"/>
-              <w:bottom w:type="dxa" w:w="60"/>
-              <w:right w:type="dxa" w:w="100"/>
-            </w:tcMar>
-          </w:tcPr>
-          <w:p>
-            <w:pPr>
-              <w:spacing w:after="0"/>
-            </w:pPr>
-            <w:r>
-              <w:rPr>
-                <w:rFonts w:ascii="Calibri" w:cs="Calibri" w:eastAsia="Calibri" w:hAnsi="Calibri"/>
-                <w:b w:val="false"/>
-                <w:bCs w:val="false"/>
-                <w:color w:val="000000"/>
-                <w:sz w:val="20"/>
-                <w:szCs w:val="20"/>
-              </w:rPr>
-              <w:t xml:space="preserve">openai-codex/gpt-5.5 via codex-ollama-bridge (OpenAI protocol, http://127.0.0.1:11540/v1)</w:t>
+              <w:t xml:space="preserve">LLM (default)</w:t>
+            </w:r>
+          </w:p>
+        </w:tc>
+        <w:tc>
+          <w:tcPr>
+            <w:tcMar>
+              <w:top w:type="dxa" w:w="60"/>
+              <w:left w:type="dxa" w:w="100"/>
+              <w:bottom w:type="dxa" w:w="60"/>
+              <w:right w:type="dxa" w:w="100"/>
+            </w:tcMar>
+          </w:tcPr>
+          <w:p>
+            <w:pPr>
+              <w:spacing w:after="0"/>
+            </w:pPr>
+            <w:r>
+              <w:rPr>
+                <w:rFonts w:ascii="Calibri" w:cs="Calibri" w:eastAsia="Calibri" w:hAnsi="Calibri"/>
+                <w:b w:val="false"/>
+                <w:bCs w:val="false"/>
+                <w:color w:val="000000"/>
+                <w:sz w:val="20"/>
+                <w:szCs w:val="20"/>
+              </w:rPr>
+              <w:t xml:space="preserve">google/gemma-4-31b-it via nvidia-ollama-bridge (OpenAI protocol, http://127.0.0.1:11545/v1)</w:t>
+            </w:r>
+          </w:p>
+        </w:tc>
+      </w:tr>
+      <w:tr>
+        <w:trPr>
+          <w:tblHeader w:val="false"/>
+        </w:trPr>
+        <w:tc>
+          <w:tcPr>
+            <w:shd w:fill="F2F2F2" w:val="clear"/>
+            <w:tcMar>
+              <w:top w:type="dxa" w:w="60"/>
+              <w:left w:type="dxa" w:w="100"/>
+              <w:bottom w:type="dxa" w:w="60"/>
+              <w:right w:type="dxa" w:w="100"/>
+            </w:tcMar>
+          </w:tcPr>
+          <w:p>
+            <w:pPr>
+              <w:spacing w:after="0"/>
+            </w:pPr>
+            <w:r>
+              <w:rPr>
+                <w:rFonts w:ascii="Calibri" w:cs="Calibri" w:eastAsia="Calibri" w:hAnsi="Calibri"/>
+                <w:b/>
+                <w:bCs/>
+                <w:color w:val="000000"/>
+                <w:sz w:val="20"/>
+                <w:szCs w:val="20"/>
+              </w:rPr>
+              <w:t xml:space="preserve">LLM (fallback)</w:t>
+            </w:r>
+          </w:p>
+        </w:tc>
+        <w:tc>
+          <w:tcPr>
+            <w:tcMar>
+              <w:top w:type="dxa" w:w="60"/>
+              <w:left w:type="dxa" w:w="100"/>
+              <w:bottom w:type="dxa" w:w="60"/>
+              <w:right w:type="dxa" w:w="100"/>
+            </w:tcMar>
+          </w:tcPr>
+          <w:p>
+            <w:pPr>
+              <w:spacing w:after="0"/>
+            </w:pPr>
+            <w:r>
+              <w:rPr>
+                <w:rFonts w:ascii="Calibri" w:cs="Calibri" w:eastAsia="Calibri" w:hAnsi="Calibri"/>
+                <w:b w:val="false"/>
+                <w:bCs w:val="false"/>
+                <w:color w:val="000000"/>
+                <w:sz w:val="20"/>
+                <w:szCs w:val="20"/>
+              </w:rPr>
+              <w:t xml:space="preserve">openai-codex/gpt-5.5 via codex-ollama-bridge (http://127.0.0.1:11540/v1)</w:t>
             </w:r>
           </w:p>
         </w:tc>
@@ -8729,7 +8787,7 @@
         <w:spacing w:after="80" w:before="240"/>
       </w:pPr>
       <w:r>
-        <w:t xml:space="preserve">6.1 LLM Access — codex-ollama-bridge</w:t>
+        <w:t xml:space="preserve">6.1 LLM Access — nvidia-ollama-bridge (default)</w:t>
       </w:r>
     </w:p>
     <w:p>
@@ -8743,7 +8801,7 @@
           <w:sz w:val="22"/>
           <w:szCs w:val="22"/>
         </w:rPr>
-        <w:t xml:space="preserve">The agent reaches the LLM through the locally-running codex-ollama-bridge, which exposes OpenClaw's OAuth-authenticated openai-codex provider as a standard OpenAI-compatible HTTP endpoint. The bridge reuses the OpenClaw OAuth profile and auto-refreshes tokens — no API key, no per-call setup.</w:t>
+        <w:t xml:space="preserve">The agent reaches the LLM through the locally-running nvidia-ollama-bridge, which proxies NVIDIA NIM as a standard OpenAI-compatible HTTP endpoint. The default model is google/gemma-4-31b-it — free, fast, no quota window. The codex-ollama-bridge stays available as a fallback for higher-quality runs (openai-codex/gpt-5.5 via OpenClaw OAuth).</w:t>
       </w:r>
     </w:p>
     <w:p>
@@ -8821,7 +8879,7 @@
                 <w:sz w:val="20"/>
                 <w:szCs w:val="20"/>
               </w:rPr>
-              <w:t xml:space="preserve">Value</w:t>
+              <w:t xml:space="preserve">Value (default)</w:t>
             </w:r>
           </w:p>
         </w:tc>
@@ -8879,7 +8937,7 @@
                 <w:sz w:val="20"/>
                 <w:szCs w:val="20"/>
               </w:rPr>
-              <w:t xml:space="preserve">codex-ollama-bridge.service (user systemd, port 11540)</w:t>
+              <w:t xml:space="preserve">nvidia-ollama-bridge.service (user systemd, port 11545)</w:t>
             </w:r>
           </w:p>
         </w:tc>
@@ -8937,7 +8995,7 @@
                 <w:sz w:val="20"/>
                 <w:szCs w:val="20"/>
               </w:rPr>
-              <w:t xml:space="preserve">http://127.0.0.1:11540/v1</w:t>
+              <w:t xml:space="preserve">http://127.0.0.1:11545/v1</w:t>
             </w:r>
           </w:p>
         </w:tc>
@@ -9053,7 +9111,7 @@
                 <w:sz w:val="20"/>
                 <w:szCs w:val="20"/>
               </w:rPr>
-              <w:t xml:space="preserve">openai-codex/gpt-5.5</w:t>
+              <w:t xml:space="preserve">google/gemma-4-31b-it</w:t>
             </w:r>
           </w:p>
         </w:tc>
@@ -9227,7 +9285,7 @@
                 <w:sz w:val="20"/>
                 <w:szCs w:val="20"/>
               </w:rPr>
-              <w:t xml:space="preserve">OpenClaw OAuth profile — auto-refreshing</w:t>
+              <w:t xml:space="preserve">Bridge holds NVIDIA_API_KEY internally</w:t>
             </w:r>
           </w:p>
         </w:tc>
@@ -9285,7 +9343,7 @@
                 <w:sz w:val="20"/>
                 <w:szCs w:val="20"/>
               </w:rPr>
-              <w:t xml:space="preserve">nvidia-ollama-bridge (port 11545, google/gemma-4-31b-it) — same OpenAI protocol</w:t>
+              <w:t xml:space="preserve">codex-ollama-bridge (port 11540, openai-codex/gpt-5.5) — subject to plus-plan quota</w:t>
             </w:r>
           </w:p>
         </w:tc>
@@ -9307,7 +9365,7 @@
           <w:sz w:val="22"/>
           <w:szCs w:val="22"/>
         </w:rPr>
-        <w:t xml:space="preserve">Why this route was chosen over openclaw capability model run:</w:t>
+        <w:t xml:space="preserve">Why default to gemma:</w:t>
       </w:r>
     </w:p>
     <w:p>
@@ -9325,7 +9383,7 @@
           <w:sz w:val="22"/>
           <w:szCs w:val="22"/>
         </w:rPr>
-        <w:t xml:space="preserve">The native CLI currently fails for openai-codex/gpt-5.5 ("No text output returned").</w:t>
+        <w:t xml:space="preserve">No quota cap — avoids the codex usage_limit_reached 429 that throttles longer crawls.</w:t>
       </w:r>
     </w:p>
     <w:p>
@@ -9343,7 +9401,7 @@
           <w:sz w:val="22"/>
           <w:szCs w:val="22"/>
         </w:rPr>
-        <w:t xml:space="preserve">Bridge succeeds end-to-end in ~7–8s for the same model.</w:t>
+        <w:t xml:space="preserve">Free / unlimited via NVIDIA NIM trial endpoint.</w:t>
       </w:r>
     </w:p>
     <w:p>
@@ -9361,7 +9419,7 @@
           <w:sz w:val="22"/>
           <w:szCs w:val="22"/>
         </w:rPr>
-        <w:t xml:space="preserve">Standard HTTP means the joke agent uses the OpenAI Python SDK directly — no subprocess, no CLI parsing.</w:t>
+        <w:t xml:space="preserve">Faster per-call latency (~1–3s vs codex ~7–15s).</w:t>
       </w:r>
     </w:p>
     <w:p>
@@ -9379,7 +9437,7 @@
           <w:sz w:val="22"/>
           <w:szCs w:val="22"/>
         </w:rPr>
-        <w:t xml:space="preserve">Provider-swap requires only a base_url change.</w:t>
+        <w:t xml:space="preserve">Cantonese understanding is good enough for boundary detection and tagging on most threads.</w:t>
       </w:r>
     </w:p>
     <w:p>
@@ -9458,7 +9516,7 @@
           <w:sz w:val="18"/>
           <w:szCs w:val="18"/>
         </w:rPr>
-        <w:t xml:space="preserve">    base_url="http://127.0.0.1:11540/v1",</w:t>
+        <w:t xml:space="preserve">    base_url="http://127.0.0.1:11545/v1",</w:t>
       </w:r>
     </w:p>
     <w:p>
@@ -9473,7 +9531,7 @@
           <w:sz w:val="18"/>
           <w:szCs w:val="18"/>
         </w:rPr>
-        <w:t xml:space="preserve">    api_key="codex-bridge",  # any non-empty string</w:t>
+        <w:t xml:space="preserve">    api_key="nvidia-bridge",  # any non-empty string</w:t>
       </w:r>
     </w:p>
     <w:p>
@@ -9533,7 +9591,7 @@
           <w:sz w:val="18"/>
           <w:szCs w:val="18"/>
         </w:rPr>
-        <w:t xml:space="preserve">    model="openai-codex/gpt-5.5",</w:t>
+        <w:t xml:space="preserve">    model="google/gemma-4-31b-it",</w:t>
       </w:r>
     </w:p>
     <w:p>
@@ -9627,7 +9685,7 @@
           <w:sz w:val="18"/>
           <w:szCs w:val="18"/>
         </w:rPr>
-        <w:t xml:space="preserve">curl -sS http://127.0.0.1:11540/v1/models | head -1</w:t>
+        <w:t xml:space="preserve">curl -sS http://127.0.0.1:11545/v1/models | head -1</w:t>
       </w:r>
     </w:p>
     <w:p>
@@ -9641,7 +9699,71 @@
           <w:sz w:val="22"/>
           <w:szCs w:val="22"/>
         </w:rPr>
-        <w:t xml:space="preserve">If the bridge is down: systemctl --user restart codex-ollama-bridge</w:t>
+        <w:t xml:space="preserve">If the bridge is down: systemctl --user restart nvidia-ollama-bridge</w:t>
+      </w:r>
+    </w:p>
+    <w:p>
+      <w:pPr>
+        <w:spacing w:after="80"/>
+      </w:pPr>
+    </w:p>
+    <w:p>
+      <w:pPr>
+        <w:spacing w:after="100"/>
+        <w:jc w:val="left"/>
+      </w:pPr>
+      <w:r>
+        <w:rPr>
+          <w:rFonts w:ascii="Calibri" w:cs="Calibri" w:eastAsia="Calibri" w:hAnsi="Calibri"/>
+          <w:sz w:val="22"/>
+          <w:szCs w:val="22"/>
+        </w:rPr>
+        <w:t xml:space="preserve">Switch to the codex fallback for higher-quality runs:</w:t>
+      </w:r>
+    </w:p>
+    <w:p>
+      <w:pPr>
+        <w:spacing w:after="40"/>
+        <w:ind w:left="576"/>
+      </w:pPr>
+      <w:r>
+        <w:rPr>
+          <w:rFonts w:ascii="Courier New" w:cs="Courier New" w:eastAsia="Courier New" w:hAnsi="Courier New"/>
+          <w:color w:val="1F4E79"/>
+          <w:sz w:val="18"/>
+          <w:szCs w:val="18"/>
+        </w:rPr>
+        <w:t xml:space="preserve">python3 -m joke_agent test 5 \</w:t>
+      </w:r>
+    </w:p>
+    <w:p>
+      <w:pPr>
+        <w:spacing w:after="40"/>
+        <w:ind w:left="576"/>
+      </w:pPr>
+      <w:r>
+        <w:rPr>
+          <w:rFonts w:ascii="Courier New" w:cs="Courier New" w:eastAsia="Courier New" w:hAnsi="Courier New"/>
+          <w:color w:val="1F4E79"/>
+          <w:sz w:val="18"/>
+          <w:szCs w:val="18"/>
+        </w:rPr>
+        <w:t xml:space="preserve">    --base-url http://127.0.0.1:11540/v1 \</w:t>
+      </w:r>
+    </w:p>
+    <w:p>
+      <w:pPr>
+        <w:spacing w:after="40"/>
+        <w:ind w:left="576"/>
+      </w:pPr>
+      <w:r>
+        <w:rPr>
+          <w:rFonts w:ascii="Courier New" w:cs="Courier New" w:eastAsia="Courier New" w:hAnsi="Courier New"/>
+          <w:color w:val="1F4E79"/>
+          <w:sz w:val="18"/>
+          <w:szCs w:val="18"/>
+        </w:rPr>
+        <w:t xml:space="preserve">    --model openai-codex/gpt-5.5</w:t>
       </w:r>
     </w:p>
     <w:p>
